--- a/data/ai_paras/AI_para_6.docx
+++ b/data/ai_paras/AI_para_6.docx
@@ -4,7 +4,7 @@
   <w:body>
     <w:p>
       <w:r>
-        <w:t>Moreover, radical behaviorism distinguishes between private and public events, a differentiation crucial for understanding behavior comprehensively. Private events encompass internal processes such as thoughts and feelings, which, although not directly observable, are considered behaviors subject to the same conditioning principles as external actions (Ref-u168391). In contrast, public events are observable interactions with the environment and are often analyzed for their role in shaping social behavior, much like the public enactments of nationalism that reflect and influence societal structures (Ref-u168391). This distinction is significant because it challenges the traditional behaviorist view that disregards internal states, integrating them into a unified framework that accounts for both observable and unobservable phenomena. By doing so, radical behaviorism enhances the explanatory power of behavior analysis, facilitating a more holistic understanding of human actions in diverse contexts.</w:t>
+        <w:t>The exploration of behaviorism's origins reveals its profound influence on the evolution of applied behavior analysis (ABA) as a discipline firmly rooted in natural science. By rejecting introspection in favor of observable phenomena, early behaviorists like John B. Watson and later figures such as B.F. Skinner laid the groundwork for a scientific approach to understanding behavior. The philosophical foundations of behaviorism, particularly radical behaviorism, underscore the significance of environmental determinants and universal laws in comprehending both public and private events. This perspective not only enhanced the theoretical framework of behavior analysis but also facilitated the practical application of its principles across diverse contexts. Consequently, the historical and philosophical trajectories of behaviorism continue to shape ABA, ensuring its methodologies remain empirically grounded and socially relevant in addressing complex behavioral challenges.</w:t>
       </w:r>
     </w:p>
     <w:sectPr>
